--- a/examples/custom/doc/03-sequence-custom_sequence_anomaly.docx
+++ b/examples/custom/doc/03-sequence-custom_sequence_anomaly.docx
@@ -96,7 +96,7 @@
       </w:r>
     </w:p>
     <w:bookmarkEnd w:id="22"/>
-    <w:bookmarkStart w:id="23" w:name="method-at-a-glance"/>
+    <w:bookmarkStart w:id="35" w:name="method-at-a-glance"/>
     <w:p>
       <w:pPr>
         <w:pStyle w:val="Heading2"/>
@@ -136,17 +136,7 @@
         <w:t xml:space="preserve">The key customization is not only the scoring function, but the post-processing rule: instead of choosing the first or highest point in each group, the detector marks the whole contiguous interval as anomalous.</w:t>
       </w:r>
     </w:p>
-    <w:bookmarkEnd w:id="23"/>
-    <w:bookmarkStart w:id="36" w:name="walkthrough"/>
-    <w:p>
-      <w:pPr>
-        <w:pStyle w:val="Heading2"/>
-      </w:pPr>
-      <w:r>
-        <w:t xml:space="preserve">Walkthrough</w:t>
-      </w:r>
-    </w:p>
-    <w:bookmarkStart w:id="24" w:name="prepare-the-example"/>
+    <w:bookmarkStart w:id="23" w:name="prepare-the-example"/>
     <w:p>
       <w:pPr>
         <w:pStyle w:val="Heading3"/>
@@ -160,7 +150,19 @@
         <w:pStyle w:val="FirstParagraph"/>
       </w:pPr>
       <w:r>
-        <w:t xml:space="preserve">We begin by organizing the environment, loading the packages, and selecting the dataset used in the notebook. This part is intentionally more direct: the goal is to make the starting point explicit before the method-specific reasoning begins.</w:t>
+        <w:t xml:space="preserve">This setup anchors the notebook in the specific series used to examine</w:t>
+      </w:r>
+      <w:r>
+        <w:t xml:space="preserve"> </w:t>
+      </w:r>
+      <w:r>
+        <w:rPr>
+          <w:rStyle w:val="VerbatimChar"/>
+        </w:rPr>
+        <w:t xml:space="preserve">03-sequence-custom_sequence_anomaly</w:t>
+      </w:r>
+      <w:r>
+        <w:t xml:space="preserve">. The semantic point is the one stated above: the detector computes a rolling median baseline and a rolling MAD scale, so the raw signal needs to be visible before any fitting step hides that structure behind model output.</w:t>
       </w:r>
     </w:p>
     <w:p>
@@ -216,8 +218,8 @@
         <w:t xml:space="preserve">(harbinger)</w:t>
       </w:r>
     </w:p>
-    <w:bookmarkEnd w:id="24"/>
-    <w:bookmarkStart w:id="25" w:name="define-the-support-structures"/>
+    <w:bookmarkEnd w:id="23"/>
+    <w:bookmarkStart w:id="24" w:name="define-the-support-structures"/>
     <w:p>
       <w:pPr>
         <w:pStyle w:val="Heading3"/>
@@ -231,7 +233,7 @@
         <w:pStyle w:val="FirstParagraph"/>
       </w:pPr>
       <w:r>
-        <w:t xml:space="preserve">Before applying the workflow itself, we define the helper functions or custom objects that make the example possible. This is one of the most important didactic moments in extension-oriented notebooks because it shows the contract that Harbinger expects and where the reader can adapt the behavior later.</w:t>
+        <w:t xml:space="preserve">The code below defines the smallest Harbinger contract needed to express the idea behind this example. Read it in semantic terms: the goal is to encode that the detector computes a rolling median baseline and a rolling MAD scale while still returning objects that Harbinger can plot and evaluate like any native method.</w:t>
       </w:r>
     </w:p>
     <w:p>
@@ -4709,8 +4711,8 @@
         <w:t xml:space="preserve">example because it naturally motivates collective anomaly detection.</w:t>
       </w:r>
     </w:p>
-    <w:bookmarkEnd w:id="25"/>
-    <w:bookmarkStart w:id="29" w:name="interpret-the-result-visually"/>
+    <w:bookmarkEnd w:id="24"/>
+    <w:bookmarkStart w:id="28" w:name="interpret-the-result-visually"/>
     <w:p>
       <w:pPr>
         <w:pStyle w:val="Heading3"/>
@@ -4724,7 +4726,7 @@
         <w:pStyle w:val="FirstParagraph"/>
       </w:pPr>
       <w:r>
-        <w:t xml:space="preserve">The final plots are not just illustrations. They help the reader connect the method’s internal output with the original series, making it easier to see why a point, range, motif, or symbolic pattern was emphasized and whether that emphasis is coherent with the stated objective of the example.</w:t>
+        <w:t xml:space="preserve">This first visual pass establishes what the method should react to in the raw series. Keep the method summary in mind here, because the detector computes a rolling median baseline and a rolling MAD scale and the plot tells you whether that structure is clean, weak, local, repeated, or mixed with other effects.</w:t>
       </w:r>
     </w:p>
     <w:p>
@@ -4852,18 +4854,18 @@
           <wp:inline>
             <wp:extent cx="4620126" cy="3696101"/>
             <wp:effectExtent b="0" l="0" r="0" t="0"/>
-            <wp:docPr descr="" title="" id="27" name="Picture"/>
+            <wp:docPr descr="" title="" id="26" name="Picture"/>
             <a:graphic>
               <a:graphicData uri="http://schemas.openxmlformats.org/drawingml/2006/picture">
                 <pic:pic>
                   <pic:nvPicPr>
-                    <pic:cNvPr descr="/home/gpca/harbinger/examples/custom/doc/03-sequence-custom_sequence_anomaly_files/figure-docx/unnamed-chunk-4-1.png" id="28" name="Picture"/>
+                    <pic:cNvPr descr="/home/gpca/harbinger/examples/custom/doc/03-sequence-custom_sequence_anomaly_files/figure-docx/unnamed-chunk-4-1.png" id="27" name="Picture"/>
                     <pic:cNvPicPr>
                       <a:picLocks noChangeArrowheads="1" noChangeAspect="1"/>
                     </pic:cNvPicPr>
                   </pic:nvPicPr>
                   <pic:blipFill>
-                    <a:blip r:embed="rId26"/>
+                    <a:blip r:embed="rId25"/>
                     <a:stretch>
                       <a:fillRect/>
                     </a:stretch>
@@ -4890,8 +4892,8 @@
         </w:drawing>
       </w:r>
     </w:p>
-    <w:bookmarkEnd w:id="29"/>
-    <w:bookmarkStart w:id="30" w:name="run-the-core-analysis"/>
+    <w:bookmarkEnd w:id="28"/>
+    <w:bookmarkStart w:id="29" w:name="run-the-core-analysis"/>
     <w:p>
       <w:pPr>
         <w:pStyle w:val="Heading3"/>
@@ -4905,7 +4907,19 @@
         <w:pStyle w:val="FirstParagraph"/>
       </w:pPr>
       <w:r>
-        <w:t xml:space="preserve">With the environment and the method ready, we execute the central analytical step and inspect its immediate output. This is the point where the abstract idea described earlier becomes operational, so the reader should pay attention to what is produced and how Harbinger standardizes the result.</w:t>
+        <w:t xml:space="preserve">This is the moment where the notebook tests its central assumption on actual data. After applying</w:t>
+      </w:r>
+      <w:r>
+        <w:t xml:space="preserve"> </w:t>
+      </w:r>
+      <w:r>
+        <w:rPr>
+          <w:rStyle w:val="VerbatimChar"/>
+        </w:rPr>
+        <w:t xml:space="preserve">03-sequence-custom_sequence_anomaly</w:t>
+      </w:r>
+      <w:r>
+        <w:t xml:space="preserve">, the important question is whether the resulting anomaly flags really correspond to the pattern implied by the method description above, rather than to arbitrary numerical variation.</w:t>
       </w:r>
     </w:p>
     <w:p>
@@ -5116,8 +5130,8 @@
         <w:t xml:space="preserve">## 52  52  TRUE anomaly</w:t>
       </w:r>
     </w:p>
-    <w:bookmarkEnd w:id="30"/>
-    <w:bookmarkStart w:id="34" w:name="interpret-the-result-visually-1"/>
+    <w:bookmarkEnd w:id="29"/>
+    <w:bookmarkStart w:id="33" w:name="interpret-the-result-visually-1"/>
     <w:p>
       <w:pPr>
         <w:pStyle w:val="Heading3"/>
@@ -5131,7 +5145,7 @@
         <w:pStyle w:val="FirstParagraph"/>
       </w:pPr>
       <w:r>
-        <w:t xml:space="preserve">The final plots are not just illustrations. They help the reader connect the method’s internal output with the original series, making it easier to see why a point, range, motif, or symbolic pattern was emphasized and whether that emphasis is coherent with the stated objective of the example.</w:t>
+        <w:t xml:space="preserve">This visual check puts the model output back on top of the original signal. What matters now is whether the highlighted anomaly flags line up with the structure suggested by the method, which is the real semantic test of whether the example is teaching the right lesson.</w:t>
       </w:r>
     </w:p>
     <w:p>
@@ -5193,18 +5207,18 @@
           <wp:inline>
             <wp:extent cx="4620126" cy="3696101"/>
             <wp:effectExtent b="0" l="0" r="0" t="0"/>
-            <wp:docPr descr="" title="" id="32" name="Picture"/>
+            <wp:docPr descr="" title="" id="31" name="Picture"/>
             <a:graphic>
               <a:graphicData uri="http://schemas.openxmlformats.org/drawingml/2006/picture">
                 <pic:pic>
                   <pic:nvPicPr>
-                    <pic:cNvPr descr="/home/gpca/harbinger/examples/custom/doc/03-sequence-custom_sequence_anomaly_files/figure-docx/unnamed-chunk-6-1.png" id="33" name="Picture"/>
+                    <pic:cNvPr descr="/home/gpca/harbinger/examples/custom/doc/03-sequence-custom_sequence_anomaly_files/figure-docx/unnamed-chunk-6-1.png" id="32" name="Picture"/>
                     <pic:cNvPicPr>
                       <a:picLocks noChangeArrowheads="1" noChangeAspect="1"/>
                     </pic:cNvPicPr>
                   </pic:nvPicPr>
                   <pic:blipFill>
-                    <a:blip r:embed="rId31"/>
+                    <a:blip r:embed="rId30"/>
                     <a:stretch>
                       <a:fillRect/>
                     </a:stretch>
@@ -5231,8 +5245,8 @@
         </w:drawing>
       </w:r>
     </w:p>
-    <w:bookmarkEnd w:id="34"/>
-    <w:bookmarkStart w:id="35" w:name="evaluate-what-was-found"/>
+    <w:bookmarkEnd w:id="33"/>
+    <w:bookmarkStart w:id="34" w:name="evaluate-what-was-found"/>
     <w:p>
       <w:pPr>
         <w:pStyle w:val="Heading3"/>
@@ -5246,7 +5260,22 @@
         <w:pStyle w:val="FirstParagraph"/>
       </w:pPr>
       <w:r>
-        <w:t xml:space="preserve">After producing detections or transformed outputs, we compare them with the reference labels whenever they are available. This stage matters because it connects the visual intuition of the method with an explicit measurement of quality, helping the learner understand not only whether the method runs, but how well it behaves.</w:t>
+        <w:t xml:space="preserve">The evaluation asks whether the anomaly flags produced by</w:t>
+      </w:r>
+      <w:r>
+        <w:t xml:space="preserve"> </w:t>
+      </w:r>
+      <w:r>
+        <w:rPr>
+          <w:rStyle w:val="VerbatimChar"/>
+        </w:rPr>
+        <w:t xml:space="preserve">03-sequence-custom_sequence_anomaly</w:t>
+      </w:r>
+      <w:r>
+        <w:t xml:space="preserve"> </w:t>
+      </w:r>
+      <w:r>
+        <w:t xml:space="preserve">match the labeled structure on this dataset. Read the scores as evidence about the method’s assumptions in practice, not as detached summary numbers.</w:t>
       </w:r>
     </w:p>
     <w:p>
@@ -5547,9 +5576,9 @@
         <w:t xml:space="preserve">This example makes the modeling choice explicit: sequence anomalies are better represented as ranges. Once the detector returns the whole anomalous interval, the downstream plots and the range-aware evaluator become much more informative.</w:t>
       </w:r>
     </w:p>
+    <w:bookmarkEnd w:id="34"/>
     <w:bookmarkEnd w:id="35"/>
-    <w:bookmarkEnd w:id="36"/>
-    <w:bookmarkStart w:id="38" w:name="references"/>
+    <w:bookmarkStart w:id="37" w:name="references"/>
     <w:p>
       <w:pPr>
         <w:pStyle w:val="Heading2"/>
@@ -5579,12 +5608,12 @@
         </w:numPr>
       </w:pPr>
       <w:r>
-        <w:t xml:space="preserve">Sørbø, S., Ruocco, M. (2024). Navigating the metric maze: a taxonomy of evaluation metrics for anomaly detection in time series. Data Mining and Knowledge Discovery, 38, 1027-1068.</w:t>
-      </w:r>
-      <w:r>
-        <w:t xml:space="preserve"> </w:t>
-      </w:r>
-      <w:hyperlink r:id="rId37">
+        <w:t xml:space="preserve">Sorbo, S., Ruocco, M. (2024). Navigating the metric maze: a taxonomy of evaluation metrics for anomaly detection in time series. Data Mining and Knowledge Discovery, 38, 1027-1068.</w:t>
+      </w:r>
+      <w:r>
+        <w:t xml:space="preserve"> </w:t>
+      </w:r>
+      <w:hyperlink r:id="rId36">
         <w:r>
           <w:rPr>
             <w:rStyle w:val="Hyperlink"/>
@@ -5593,7 +5622,7 @@
         </w:r>
       </w:hyperlink>
     </w:p>
-    <w:bookmarkEnd w:id="38"/>
+    <w:bookmarkEnd w:id="37"/>
     <w:sectPr>
       <w:footnotePr>
         <w:numRestart w:val="eachSect"/>

--- a/examples/custom/doc/03-sequence-custom_sequence_anomaly.docx
+++ b/examples/custom/doc/03-sequence-custom_sequence_anomaly.docx
@@ -2,7 +2,7 @@
 <file path=word/document.xml><?xml version="1.0" encoding="utf-8"?>
 <w:document xmlns:w="http://schemas.openxmlformats.org/wordprocessingml/2006/main" xmlns:m="http://schemas.openxmlformats.org/officeDocument/2006/math" xmlns:r="http://schemas.openxmlformats.org/officeDocument/2006/relationships" xmlns:o="urn:schemas-microsoft-com:office:office" xmlns:v="urn:schemas-microsoft-com:vml" xmlns:w10="urn:schemas-microsoft-com:office:word" xmlns:a="http://schemas.openxmlformats.org/drawingml/2006/main" xmlns:pic="http://schemas.openxmlformats.org/drawingml/2006/picture" xmlns:wp="http://schemas.openxmlformats.org/drawingml/2006/wordprocessingDrawing">
   <w:body>
-    <w:bookmarkStart w:id="20" w:name="custom-sequence-anomaly-detector"/>
+    <w:bookmarkStart w:id="9" w:name="custom-sequence-anomaly-detector"/>
     <w:p>
       <w:pPr>
         <w:pStyle w:val="Heading2"/>
@@ -11,8 +11,8 @@
         <w:t xml:space="preserve">Custom Sequence-Anomaly Detector</w:t>
       </w:r>
     </w:p>
-    <w:bookmarkEnd w:id="20"/>
-    <w:bookmarkStart w:id="21" w:name="objective"/>
+    <w:bookmarkEnd w:id="9"/>
+    <w:bookmarkStart w:id="10" w:name="objective"/>
     <w:p>
       <w:pPr>
         <w:pStyle w:val="Heading2"/>
@@ -37,8 +37,8 @@
         <w:t xml:space="preserve">This notebook complements the custom range-aware evaluator. The two ideas belong together: if the target phenomenon is an anomalous interval, both detection and evaluation should operate on intervals.</w:t>
       </w:r>
     </w:p>
-    <w:bookmarkEnd w:id="21"/>
-    <w:bookmarkStart w:id="22" w:name="why-this-method-matters"/>
+    <w:bookmarkEnd w:id="10"/>
+    <w:bookmarkStart w:id="11" w:name="why-this-method-matters"/>
     <w:p>
       <w:pPr>
         <w:pStyle w:val="Heading2"/>
@@ -95,8 +95,8 @@
         <w:t xml:space="preserve">This custom example therefore focuses on a different post-processing philosophy: once an anomalous run is detected, keep the full run.</w:t>
       </w:r>
     </w:p>
-    <w:bookmarkEnd w:id="22"/>
-    <w:bookmarkStart w:id="35" w:name="method-at-a-glance"/>
+    <w:bookmarkEnd w:id="11"/>
+    <w:bookmarkStart w:id="24" w:name="method-at-a-glance"/>
     <w:p>
       <w:pPr>
         <w:pStyle w:val="Heading2"/>
@@ -136,7 +136,7 @@
         <w:t xml:space="preserve">The key customization is not only the scoring function, but the post-processing rule: instead of choosing the first or highest point in each group, the detector marks the whole contiguous interval as anomalous.</w:t>
       </w:r>
     </w:p>
-    <w:bookmarkStart w:id="23" w:name="prepare-the-example"/>
+    <w:bookmarkStart w:id="12" w:name="prepare-the-example"/>
     <w:p>
       <w:pPr>
         <w:pStyle w:val="Heading3"/>
@@ -218,8 +218,8 @@
         <w:t xml:space="preserve">(harbinger)</w:t>
       </w:r>
     </w:p>
-    <w:bookmarkEnd w:id="23"/>
-    <w:bookmarkStart w:id="24" w:name="define-the-support-structures"/>
+    <w:bookmarkEnd w:id="12"/>
+    <w:bookmarkStart w:id="13" w:name="define-the-support-structures"/>
     <w:p>
       <w:pPr>
         <w:pStyle w:val="Heading3"/>
@@ -4711,8 +4711,8 @@
         <w:t xml:space="preserve">example because it naturally motivates collective anomaly detection.</w:t>
       </w:r>
     </w:p>
-    <w:bookmarkEnd w:id="24"/>
-    <w:bookmarkStart w:id="28" w:name="interpret-the-result-visually"/>
+    <w:bookmarkEnd w:id="13"/>
+    <w:bookmarkStart w:id="17" w:name="interpret-the-result-visually"/>
     <w:p>
       <w:pPr>
         <w:pStyle w:val="Heading3"/>
@@ -4854,18 +4854,18 @@
           <wp:inline>
             <wp:extent cx="4620126" cy="3696101"/>
             <wp:effectExtent b="0" l="0" r="0" t="0"/>
-            <wp:docPr descr="" title="" id="26" name="Picture"/>
+            <wp:docPr descr="" title="" id="15" name="Picture"/>
             <a:graphic>
               <a:graphicData uri="http://schemas.openxmlformats.org/drawingml/2006/picture">
                 <pic:pic>
                   <pic:nvPicPr>
-                    <pic:cNvPr descr="/home/gpca/harbinger/examples/custom/doc/03-sequence-custom_sequence_anomaly_files/figure-docx/unnamed-chunk-4-1.png" id="27" name="Picture"/>
+                    <pic:cNvPr descr="C:\Git\dal\harbinger\examples\custom\doc\03-sequence-custom_sequence_anomaly_files/fa37c67b81382b7bc9678ebfba2582c17050c7b9.png" id="16" name="Picture"/>
                     <pic:cNvPicPr>
                       <a:picLocks noChangeArrowheads="1" noChangeAspect="1"/>
                     </pic:cNvPicPr>
                   </pic:nvPicPr>
                   <pic:blipFill>
-                    <a:blip r:embed="rId25"/>
+                    <a:blip r:embed="rId14"/>
                     <a:stretch>
                       <a:fillRect/>
                     </a:stretch>
@@ -4892,8 +4892,8 @@
         </w:drawing>
       </w:r>
     </w:p>
-    <w:bookmarkEnd w:id="28"/>
-    <w:bookmarkStart w:id="29" w:name="run-the-core-analysis"/>
+    <w:bookmarkEnd w:id="17"/>
+    <w:bookmarkStart w:id="18" w:name="run-the-core-analysis"/>
     <w:p>
       <w:pPr>
         <w:pStyle w:val="Heading3"/>
@@ -5130,8 +5130,8 @@
         <w:t xml:space="preserve">## 52  52  TRUE anomaly</w:t>
       </w:r>
     </w:p>
-    <w:bookmarkEnd w:id="29"/>
-    <w:bookmarkStart w:id="33" w:name="interpret-the-result-visually-1"/>
+    <w:bookmarkEnd w:id="18"/>
+    <w:bookmarkStart w:id="22" w:name="interpret-the-result-visually-1"/>
     <w:p>
       <w:pPr>
         <w:pStyle w:val="Heading3"/>
@@ -5207,18 +5207,18 @@
           <wp:inline>
             <wp:extent cx="4620126" cy="3696101"/>
             <wp:effectExtent b="0" l="0" r="0" t="0"/>
-            <wp:docPr descr="" title="" id="31" name="Picture"/>
+            <wp:docPr descr="" title="" id="20" name="Picture"/>
             <a:graphic>
               <a:graphicData uri="http://schemas.openxmlformats.org/drawingml/2006/picture">
                 <pic:pic>
                   <pic:nvPicPr>
-                    <pic:cNvPr descr="/home/gpca/harbinger/examples/custom/doc/03-sequence-custom_sequence_anomaly_files/figure-docx/unnamed-chunk-6-1.png" id="32" name="Picture"/>
+                    <pic:cNvPr descr="C:\Git\dal\harbinger\examples\custom\doc\03-sequence-custom_sequence_anomaly_files/14d06ef9f57c614f0de99faa1a6842e57a862427.png" id="21" name="Picture"/>
                     <pic:cNvPicPr>
                       <a:picLocks noChangeArrowheads="1" noChangeAspect="1"/>
                     </pic:cNvPicPr>
                   </pic:nvPicPr>
                   <pic:blipFill>
-                    <a:blip r:embed="rId30"/>
+                    <a:blip r:embed="rId19"/>
                     <a:stretch>
                       <a:fillRect/>
                     </a:stretch>
@@ -5245,8 +5245,8 @@
         </w:drawing>
       </w:r>
     </w:p>
-    <w:bookmarkEnd w:id="33"/>
-    <w:bookmarkStart w:id="34" w:name="evaluate-what-was-found"/>
+    <w:bookmarkEnd w:id="22"/>
+    <w:bookmarkStart w:id="23" w:name="evaluate-what-was-found"/>
     <w:p>
       <w:pPr>
         <w:pStyle w:val="Heading3"/>
@@ -5576,9 +5576,9 @@
         <w:t xml:space="preserve">This example makes the modeling choice explicit: sequence anomalies are better represented as ranges. Once the detector returns the whole anomalous interval, the downstream plots and the range-aware evaluator become much more informative.</w:t>
       </w:r>
     </w:p>
-    <w:bookmarkEnd w:id="34"/>
-    <w:bookmarkEnd w:id="35"/>
-    <w:bookmarkStart w:id="37" w:name="references"/>
+    <w:bookmarkEnd w:id="23"/>
+    <w:bookmarkEnd w:id="24"/>
+    <w:bookmarkStart w:id="26" w:name="references"/>
     <w:p>
       <w:pPr>
         <w:pStyle w:val="Heading2"/>
@@ -5613,7 +5613,7 @@
       <w:r>
         <w:t xml:space="preserve"> </w:t>
       </w:r>
-      <w:hyperlink r:id="rId36">
+      <w:hyperlink r:id="rId25">
         <w:r>
           <w:rPr>
             <w:rStyle w:val="Hyperlink"/>
@@ -5622,7 +5622,7 @@
         </w:r>
       </w:hyperlink>
     </w:p>
-    <w:bookmarkEnd w:id="37"/>
+    <w:bookmarkEnd w:id="26"/>
     <w:sectPr>
       <w:footnotePr>
         <w:numRestart w:val="eachSect"/>
@@ -5853,10 +5853,10 @@
   <w:docDefaults>
     <w:rPrDefault>
       <w:rPr>
-        <w:rFonts w:asciiTheme="minorHAnsi" w:cstheme="minorBidi" w:eastAsiaTheme="minorHAnsi" w:hAnsiTheme="minorHAnsi"/>
+        <w:rFonts w:asciiTheme="minorHAnsi" w:cstheme="minorBidi" w:eastAsiaTheme="minorEastAsia" w:hAnsiTheme="minorHAnsi"/>
         <w:sz w:val="24"/>
         <w:szCs w:val="24"/>
-        <w:lang w:bidi="ar-SA" w:eastAsia="en-US" w:val="en-US"/>
+        <w:lang w:bidi="ar-SA" w:eastAsia="zh-CN" w:val="en-US"/>
       </w:rPr>
     </w:rPrDefault>
     <w:pPrDefault>
@@ -6397,13 +6397,6 @@
       </w:tblCellMar>
     </w:tblPr>
     <w:tblStylePr w:type="firstRow">
-      <w:tblPr>
-        <w:jc w:val="left"/>
-        <w:tblInd w:type="dxa" w:w="0"/>
-      </w:tblPr>
-      <w:trPr>
-        <w:jc w:val="left"/>
-      </w:trPr>
       <w:tcPr>
         <w:tcBorders>
           <w:bottom w:val="single"/>

--- a/examples/custom/doc/03-sequence-custom_sequence_anomaly.docx
+++ b/examples/custom/doc/03-sequence-custom_sequence_anomaly.docx
@@ -4859,7 +4859,7 @@
               <a:graphicData uri="http://schemas.openxmlformats.org/drawingml/2006/picture">
                 <pic:pic>
                   <pic:nvPicPr>
-                    <pic:cNvPr descr="C:\Git\dal\harbinger\examples\custom\doc\03-sequence-custom_sequence_anomaly_files/fa37c67b81382b7bc9678ebfba2582c17050c7b9.png" id="16" name="Picture"/>
+                    <pic:cNvPr descr="/home/gpca/harbinger/examples/custom/doc/03-sequence-custom_sequence_anomaly_files/01259907f5142fdeaac410eeb391261e7fe4e58d.png" id="16" name="Picture"/>
                     <pic:cNvPicPr>
                       <a:picLocks noChangeArrowheads="1" noChangeAspect="1"/>
                     </pic:cNvPicPr>
@@ -5212,7 +5212,7 @@
               <a:graphicData uri="http://schemas.openxmlformats.org/drawingml/2006/picture">
                 <pic:pic>
                   <pic:nvPicPr>
-                    <pic:cNvPr descr="C:\Git\dal\harbinger\examples\custom\doc\03-sequence-custom_sequence_anomaly_files/14d06ef9f57c614f0de99faa1a6842e57a862427.png" id="21" name="Picture"/>
+                    <pic:cNvPr descr="/home/gpca/harbinger/examples/custom/doc/03-sequence-custom_sequence_anomaly_files/aab72cc199d622020ec8b1ab54a13a677c0df1a0.png" id="21" name="Picture"/>
                     <pic:cNvPicPr>
                       <a:picLocks noChangeArrowheads="1" noChangeAspect="1"/>
                     </pic:cNvPicPr>

--- a/examples/custom/doc/03-sequence-custom_sequence_anomaly.docx
+++ b/examples/custom/doc/03-sequence-custom_sequence_anomaly.docx
@@ -52,7 +52,7 @@
         <w:pStyle w:val="FirstParagraph"/>
       </w:pPr>
       <w:r>
-        <w:t xml:space="preserve">Many anomaly workflows start by scoring each timestamp separately and then applying a post-processing rule that keeps only one point per contiguous group. That is often acceptable for isolated point anomalies, but it can be a poor representation for collective anomalies.</w:t>
+        <w:t xml:space="preserve">Many anomaly workflows start by scoring each timestamp separately and then applying a candidate-selection rule that keeps only one point per contiguous group. That is often acceptable for isolated point anomalies, but it can be a poor representation for collective anomalies.</w:t>
       </w:r>
     </w:p>
     <w:p>
@@ -92,7 +92,7 @@
         <w:pStyle w:val="FirstParagraph"/>
       </w:pPr>
       <w:r>
-        <w:t xml:space="preserve">This custom example therefore focuses on a different post-processing philosophy: once an anomalous run is detected, keep the full run.</w:t>
+        <w:t xml:space="preserve">This custom example therefore focuses on a different candidate-selection philosophy: once an anomalous run is detected, keep the full run.</w:t>
       </w:r>
     </w:p>
     <w:bookmarkEnd w:id="11"/>
@@ -133,7 +133,7 @@
         <w:pStyle w:val="BodyText"/>
       </w:pPr>
       <w:r>
-        <w:t xml:space="preserve">The key customization is not only the scoring function, but the post-processing rule: instead of choosing the first or highest point in each group, the detector marks the whole contiguous interval as anomalous.</w:t>
+        <w:t xml:space="preserve">The key customization is not only the scoring function, but the candidate-selection rule: instead of choosing the first or highest point in each group, the detector marks the whole contiguous interval as anomalous.</w:t>
       </w:r>
     </w:p>
     <w:bookmarkStart w:id="12" w:name="prepare-the-example"/>

--- a/examples/custom/doc/03-sequence-custom_sequence_anomaly.docx
+++ b/examples/custom/doc/03-sequence-custom_sequence_anomaly.docx
@@ -4859,7 +4859,7 @@
               <a:graphicData uri="http://schemas.openxmlformats.org/drawingml/2006/picture">
                 <pic:pic>
                   <pic:nvPicPr>
-                    <pic:cNvPr descr="/home/gpca/harbinger/examples/custom/doc/03-sequence-custom_sequence_anomaly_files/01259907f5142fdeaac410eeb391261e7fe4e58d.png" id="16" name="Picture"/>
+                    <pic:cNvPr descr="C:\Git\dal\harbinger\examples\custom\doc\03-sequence-custom_sequence_anomaly_files/fa37c67b81382b7bc9678ebfba2582c17050c7b9.png" id="16" name="Picture"/>
                     <pic:cNvPicPr>
                       <a:picLocks noChangeArrowheads="1" noChangeAspect="1"/>
                     </pic:cNvPicPr>
@@ -5212,7 +5212,7 @@
               <a:graphicData uri="http://schemas.openxmlformats.org/drawingml/2006/picture">
                 <pic:pic>
                   <pic:nvPicPr>
-                    <pic:cNvPr descr="/home/gpca/harbinger/examples/custom/doc/03-sequence-custom_sequence_anomaly_files/aab72cc199d622020ec8b1ab54a13a677c0df1a0.png" id="21" name="Picture"/>
+                    <pic:cNvPr descr="C:\Git\dal\harbinger\examples\custom\doc\03-sequence-custom_sequence_anomaly_files/14d06ef9f57c614f0de99faa1a6842e57a862427.png" id="21" name="Picture"/>
                     <pic:cNvPicPr>
                       <a:picLocks noChangeArrowheads="1" noChangeAspect="1"/>
                     </pic:cNvPicPr>

--- a/examples/custom/doc/03-sequence-custom_sequence_anomaly.docx
+++ b/examples/custom/doc/03-sequence-custom_sequence_anomaly.docx
@@ -169,6 +169,45 @@
       <w:pPr>
         <w:pStyle w:val="SourceCode"/>
       </w:pPr>
+      <w:r>
+        <w:rPr>
+          <w:rStyle w:val="FunctionTok"/>
+        </w:rPr>
+        <w:t xml:space="preserve">source</w:t>
+      </w:r>
+      <w:r>
+        <w:rPr>
+          <w:rStyle w:val="NormalTok"/>
+        </w:rPr>
+        <w:t xml:space="preserve">(</w:t>
+      </w:r>
+      <w:r>
+        <w:rPr>
+          <w:rStyle w:val="FunctionTok"/>
+        </w:rPr>
+        <w:t xml:space="preserve">url</w:t>
+      </w:r>
+      <w:r>
+        <w:rPr>
+          <w:rStyle w:val="NormalTok"/>
+        </w:rPr>
+        <w:t xml:space="preserve">(</w:t>
+      </w:r>
+      <w:r>
+        <w:rPr>
+          <w:rStyle w:val="StringTok"/>
+        </w:rPr>
+        <w:t xml:space="preserve">"https://raw.githubusercontent.com/cefet-rj-dal/harbinger/master/examples/seed.R"</w:t>
+      </w:r>
+      <w:r>
+        <w:rPr>
+          <w:rStyle w:val="NormalTok"/>
+        </w:rPr>
+        <w:t xml:space="preserve">))</w:t>
+      </w:r>
+      <w:r>
+        <w:br/>
+      </w:r>
       <w:r>
         <w:rPr>
           <w:rStyle w:val="CommentTok"/>
